--- a/binder_source_ordered/215_S2_2.15_Governance_Containment_Exposure_Minimization_and_Operational_Boundary_Preservation.docx
+++ b/binder_source_ordered/215_S2_2.15_Governance_Containment_Exposure_Minimization_and_Operational_Boundary_Preservation.docx
@@ -69,7 +69,7 @@
           <w:color w:val="1F2937"/>
           <w:sz w:val="20"/>
         </w:rPr>
-        <w:t>Operational boundary preservation requires deliberate restraint. The framework does not assume that maximum visibility produces better governance. Unrestricted visibility can dilute accountability, normalize sensitive context, create false assurance, and make reconstruction more difficult because no single role can explain why information moved, who relied on it, or what treatment boundary applied. Survivable governance requires bounded workflows, minimum necessary context, propagation discipline, and consequence-scaled containment that remains practical enough to operate.</w:t>
+        <w:t>Operational boundary preservation requires deliberate restraint. The framework does not assume that maximum visibility produces better governance. Unrestricted visibility can dilute accountability, normalize sensitive context, create false confidence, and make reconstruction more difficult because no single role can explain why information moved, who relied on it, or what treatment boundary applied. Survivable governance requires bounded workflows, minimum necessary context, propagation discipline, and consequence-scaled containment that remains practical enough to operate.</w:t>
       </w:r>
     </w:p>
     <w:p>
@@ -864,7 +864,7 @@
                 <w:color w:val="1F2937"/>
                 <w:sz w:val="16"/>
               </w:rPr>
-              <w:t>Internal status can become unsupported assurance.</w:t>
+              <w:t>Internal status can become unsupported confidence.</w:t>
             </w:r>
           </w:p>
         </w:tc>
@@ -1693,7 +1693,7 @@
                 <w:color w:val="1F2937"/>
                 <w:sz w:val="16"/>
               </w:rPr>
-              <w:t>Internal metrics become customer or executive assurance signals.</w:t>
+              <w:t>Internal metrics become customer or executive confidence signals.</w:t>
             </w:r>
           </w:p>
         </w:tc>
@@ -2522,7 +2522,7 @@
                 <w:color w:val="1F2937"/>
                 <w:sz w:val="16"/>
               </w:rPr>
-              <w:t>Prevents stale restriction or stale assurance.</w:t>
+              <w:t>Prevents stale restriction or stale confidence.</w:t>
             </w:r>
           </w:p>
         </w:tc>
@@ -3801,7 +3801,7 @@
                 <w:color w:val="1F2937"/>
                 <w:sz w:val="16"/>
               </w:rPr>
-              <w:t>Improves reconstruction and prevents false assurance.</w:t>
+              <w:t>Improves reconstruction and prevents false confidence.</w:t>
             </w:r>
           </w:p>
         </w:tc>
@@ -5078,7 +5078,7 @@
                 <w:color w:val="1F2937"/>
                 <w:sz w:val="16"/>
               </w:rPr>
-              <w:t>Operational update becomes unsupported assurance.</w:t>
+              <w:t>Operational update becomes unsupported confidence.</w:t>
             </w:r>
           </w:p>
         </w:tc>
@@ -5898,7 +5898,7 @@
                 <w:color w:val="1F2937"/>
                 <w:sz w:val="16"/>
               </w:rPr>
-              <w:t>Records needed for assurance or reconstruction are retained outside source process.</w:t>
+              <w:t>Records needed for confidence or reconstruction are retained outside source process.</w:t>
             </w:r>
           </w:p>
         </w:tc>
@@ -6669,7 +6669,7 @@
                 <w:color w:val="1F2937"/>
                 <w:sz w:val="16"/>
               </w:rPr>
-              <w:t>Boundary loss affects trust or assurance.</w:t>
+              <w:t>Boundary loss affects trust or confidence.</w:t>
             </w:r>
           </w:p>
         </w:tc>
@@ -7134,7 +7134,7 @@
                 <w:color w:val="1F2937"/>
                 <w:sz w:val="16"/>
               </w:rPr>
-              <w:t>Different audiences infer different assurance from same signal.</w:t>
+              <w:t>Different audiences infer different confidence from same signal.</w:t>
             </w:r>
           </w:p>
         </w:tc>
@@ -8327,7 +8327,7 @@
                 <w:color w:val="1F2937"/>
                 <w:sz w:val="16"/>
               </w:rPr>
-              <w:t>Sanitized output becomes misleading assurance.</w:t>
+              <w:t>Sanitized output becomes misleading confidence.</w:t>
             </w:r>
           </w:p>
         </w:tc>
@@ -8488,7 +8488,7 @@
           <w:color w:val="1F2937"/>
           <w:sz w:val="20"/>
         </w:rPr>
-        <w:t>Generated outputs can also cross operational boundaries silently. An AI-assisted summary prepared for internal remediation may be reused in executive reporting; a model-generated classification may alter queue priority; a dashboard narrative may convert operational status into assurance language; an automated recommendation may become the practical decision path. Survivable governance requires deliberate containment structures around AI input, output, transformation, reuse, and reliance, especially where the system compresses uncertainty into coherent language.</w:t>
+        <w:t>Generated outputs can also cross operational boundaries silently. An AI-assisted summary prepared for internal remediation may be reused in executive reporting; a model-generated classification may alter queue priority; a dashboard narrative may convert operational status into confidence language; an automated recommendation may become the practical decision path. Survivable governance requires deliberate containment structures around AI input, output, transformation, reuse, and reliance, especially where the system compresses uncertainty into coherent language.</w:t>
       </w:r>
     </w:p>
     <w:p>
@@ -8835,7 +8835,7 @@
                 <w:color w:val="1F2937"/>
                 <w:sz w:val="16"/>
               </w:rPr>
-              <w:t>Unresolved exposure appears stable or assurance-ready.</w:t>
+              <w:t>Unresolved exposure appears stable or confidence-ready.</w:t>
             </w:r>
           </w:p>
         </w:tc>
@@ -9888,7 +9888,7 @@
                 <w:color w:val="1F2937"/>
                 <w:sz w:val="16"/>
               </w:rPr>
-              <w:t>Signal may imply broader assurance.</w:t>
+              <w:t>Signal may imply broader confidence.</w:t>
             </w:r>
           </w:p>
         </w:tc>
@@ -11004,7 +11004,7 @@
           <w:color w:val="1F2937"/>
           <w:sz w:val="20"/>
         </w:rPr>
-        <w:t>Section II establishes that operational exposure is governed through classification, segmentation, dependency awareness, severity calibration, restricted handling, review discipline, propagation control, vendor treatment, AI-use boundaries, and consequence-aware escalation. These domains are not independent checklists. They operate as a connected containment system. Sensitive information classification affects propagation; vendor dependency affects evidence survivability; AI-assisted routing affects severity treatment; retention affects reconstruction; external reliance affects confidentiality and assurance; workflow segmentation affects accountability.</w:t>
+        <w:t>Section II establishes that operational exposure is governed through classification, segmentation, dependency awareness, severity calibration, restricted handling, review discipline, propagation control, vendor treatment, AI-use boundaries, and consequence-aware escalation. These domains are not independent checklists. They operate as a connected containment system. Sensitive information classification affects propagation; vendor dependency affects evidence survivability; AI-assisted routing affects severity treatment; retention affects reconstruction; external reliance affects confidentiality and confidence; workflow segmentation affects accountability.</w:t>
       </w:r>
     </w:p>
     <w:p>
